--- a/project3.pdf.docx
+++ b/project3.pdf.docx
@@ -187,30 +187,14 @@
     </w:p>
     <w:p>
       <w:pPr>
-        <w:rPr>
-          <w:sz w:val="40"/>
-          <w:szCs w:val="40"/>
-        </w:rPr>
-      </w:pPr>
-      <w:hyperlink r:id="rId8" w:history="1">
-        <w:r>
-          <w:rPr>
-            <w:rStyle w:val="Hyperlink"/>
-            <w:sz w:val="40"/>
-            <w:szCs w:val="40"/>
-          </w:rPr>
-          <w:t>https://github.com/alaahmed675-cell/projectstudent</w:t>
-        </w:r>
-      </w:hyperlink>
-    </w:p>
-    <w:p>
-      <w:pPr>
-        <w:rPr>
-          <w:sz w:val="40"/>
-          <w:szCs w:val="40"/>
+        <w:pStyle w:val="Heading3"/>
+        <w:rPr>
           <w:rtl/>
         </w:rPr>
       </w:pPr>
+      <w:r>
+        <w:t>https://github.com/alaahmed675-cell/project3</w:t>
+      </w:r>
     </w:p>
     <w:p>
       <w:pPr>
@@ -559,7 +543,6 @@
           <w:sz w:val="20"/>
           <w:szCs w:val="20"/>
         </w:rPr>
-        <w:lastRenderedPageBreak/>
         <w:t xml:space="preserve">Sample Code Snippet (Sorting Logic) ........................................... </w:t>
       </w:r>
     </w:p>
@@ -601,6 +584,7 @@
           <w:szCs w:val="40"/>
           <w:rtl/>
         </w:rPr>
+        <w:lastRenderedPageBreak/>
         <w:t xml:space="preserve"> </w:t>
       </w:r>
     </w:p>
@@ -1010,7 +994,6 @@
           <w:kern w:val="0"/>
           <w14:ligatures w14:val="none"/>
         </w:rPr>
-        <w:lastRenderedPageBreak/>
         <w:t>The technical implementation of this system focuses on three critical pillars: data uniqueness, input integrity, and efficient memory management. These pillars ensure that the application remains reliable under various operational conditions.</w:t>
       </w:r>
     </w:p>
@@ -2513,7 +2496,6 @@
                 <w:kern w:val="0"/>
                 <w14:ligatures w14:val="none"/>
               </w:rPr>
-              <w:lastRenderedPageBreak/>
               <w:t>Duplicate ID</w:t>
             </w:r>
           </w:p>
@@ -2745,7 +2727,7 @@
           <w:lang w:val="ar-SA"/>
         </w:rPr>
         <w:drawing>
-          <wp:inline distT="0" distB="0" distL="0" distR="0" wp14:anchorId="18EA9FBF" wp14:editId="26C9BFB4">
+          <wp:inline distT="0" distB="0" distL="0" distR="0" wp14:anchorId="18EA9FBF" wp14:editId="0678BEC7">
             <wp:extent cx="5943600" cy="2741295"/>
             <wp:effectExtent l="0" t="0" r="0" b="1905"/>
             <wp:docPr id="1940159795" name="Picture 3"/>
@@ -2757,6 +2739,97 @@
                 <pic:pic xmlns:pic="http://schemas.openxmlformats.org/drawingml/2006/picture">
                   <pic:nvPicPr>
                     <pic:cNvPr id="1940159795" name="Picture 1940159795"/>
+                    <pic:cNvPicPr/>
+                  </pic:nvPicPr>
+                  <pic:blipFill>
+                    <a:blip r:embed="rId8" cstate="print">
+                      <a:extLst>
+                        <a:ext uri="{28A0092B-C50C-407E-A947-70E740481C1C}">
+                          <a14:useLocalDpi xmlns:a14="http://schemas.microsoft.com/office/drawing/2010/main" val="0"/>
+                        </a:ext>
+                      </a:extLst>
+                    </a:blip>
+                    <a:stretch>
+                      <a:fillRect/>
+                    </a:stretch>
+                  </pic:blipFill>
+                  <pic:spPr>
+                    <a:xfrm>
+                      <a:off x="0" y="0"/>
+                      <a:ext cx="5943600" cy="2741295"/>
+                    </a:xfrm>
+                    <a:prstGeom prst="rect">
+                      <a:avLst/>
+                    </a:prstGeom>
+                  </pic:spPr>
+                </pic:pic>
+              </a:graphicData>
+            </a:graphic>
+          </wp:inline>
+        </w:drawing>
+      </w:r>
+    </w:p>
+    <w:p>
+      <w:pPr>
+        <w:pStyle w:val="ListParagraph"/>
+        <w:rPr>
+          <w:rFonts w:ascii="Times New Roman" w:eastAsia="Times New Roman" w:hAnsi="Times New Roman" w:cs="Times New Roman"/>
+          <w:b/>
+          <w:bCs/>
+          <w:kern w:val="0"/>
+          <w:rtl/>
+          <w14:ligatures w14:val="none"/>
+        </w:rPr>
+      </w:pPr>
+    </w:p>
+    <w:p>
+      <w:pPr>
+        <w:pStyle w:val="ListParagraph"/>
+        <w:rPr>
+          <w:rFonts w:ascii="Times New Roman" w:eastAsia="Times New Roman" w:hAnsi="Times New Roman" w:cs="Times New Roman"/>
+          <w:b/>
+          <w:bCs/>
+          <w:kern w:val="0"/>
+          <w:rtl/>
+          <w14:ligatures w14:val="none"/>
+        </w:rPr>
+      </w:pPr>
+    </w:p>
+    <w:p>
+      <w:pPr>
+        <w:pStyle w:val="ListParagraph"/>
+        <w:rPr>
+          <w:rFonts w:ascii="Times New Roman" w:eastAsia="Times New Roman" w:hAnsi="Times New Roman" w:cs="Times New Roman"/>
+          <w:b/>
+          <w:bCs/>
+          <w:kern w:val="0"/>
+          <w:rtl/>
+          <w14:ligatures w14:val="none"/>
+        </w:rPr>
+      </w:pPr>
+      <w:r>
+        <w:rPr>
+          <w:rFonts w:ascii="Times New Roman" w:eastAsia="Times New Roman" w:hAnsi="Times New Roman" w:cs="Times New Roman"/>
+          <w:b/>
+          <w:bCs/>
+          <w:noProof/>
+          <w:kern w:val="0"/>
+          <w:rtl/>
+          <w:lang w:val="ar-SA"/>
+        </w:rPr>
+        <w:drawing>
+          <wp:inline distT="0" distB="0" distL="0" distR="0" wp14:anchorId="33946171" wp14:editId="31402FDB">
+            <wp:extent cx="5943600" cy="2741295"/>
+            <wp:effectExtent l="0" t="0" r="0" b="1905"/>
+            <wp:docPr id="1136262786" name="Picture 4"/>
+            <wp:cNvGraphicFramePr>
+              <a:graphicFrameLocks xmlns:a="http://schemas.openxmlformats.org/drawingml/2006/main" noChangeAspect="1"/>
+            </wp:cNvGraphicFramePr>
+            <a:graphic xmlns:a="http://schemas.openxmlformats.org/drawingml/2006/main">
+              <a:graphicData uri="http://schemas.openxmlformats.org/drawingml/2006/picture">
+                <pic:pic xmlns:pic="http://schemas.openxmlformats.org/drawingml/2006/picture">
+                  <pic:nvPicPr>
+                    <pic:cNvPr id="1136262786" name="Picture 1136262786"/>
                     <pic:cNvPicPr/>
                   </pic:nvPicPr>
                   <pic:blipFill>
@@ -2796,97 +2869,6 @@
           <w:bCs/>
           <w:kern w:val="0"/>
           <w:rtl/>
-          <w14:ligatures w14:val="none"/>
-        </w:rPr>
-      </w:pPr>
-    </w:p>
-    <w:p>
-      <w:pPr>
-        <w:pStyle w:val="ListParagraph"/>
-        <w:rPr>
-          <w:rFonts w:ascii="Times New Roman" w:eastAsia="Times New Roman" w:hAnsi="Times New Roman" w:cs="Times New Roman"/>
-          <w:b/>
-          <w:bCs/>
-          <w:kern w:val="0"/>
-          <w:rtl/>
-          <w14:ligatures w14:val="none"/>
-        </w:rPr>
-      </w:pPr>
-    </w:p>
-    <w:p>
-      <w:pPr>
-        <w:pStyle w:val="ListParagraph"/>
-        <w:rPr>
-          <w:rFonts w:ascii="Times New Roman" w:eastAsia="Times New Roman" w:hAnsi="Times New Roman" w:cs="Times New Roman"/>
-          <w:b/>
-          <w:bCs/>
-          <w:kern w:val="0"/>
-          <w:rtl/>
-          <w14:ligatures w14:val="none"/>
-        </w:rPr>
-      </w:pPr>
-      <w:r>
-        <w:rPr>
-          <w:rFonts w:ascii="Times New Roman" w:eastAsia="Times New Roman" w:hAnsi="Times New Roman" w:cs="Times New Roman"/>
-          <w:b/>
-          <w:bCs/>
-          <w:noProof/>
-          <w:kern w:val="0"/>
-          <w:rtl/>
-          <w:lang w:val="ar-SA"/>
-        </w:rPr>
-        <w:drawing>
-          <wp:inline distT="0" distB="0" distL="0" distR="0" wp14:anchorId="33946171" wp14:editId="4FB67C42">
-            <wp:extent cx="5943600" cy="2741295"/>
-            <wp:effectExtent l="0" t="0" r="0" b="1905"/>
-            <wp:docPr id="1136262786" name="Picture 4"/>
-            <wp:cNvGraphicFramePr>
-              <a:graphicFrameLocks xmlns:a="http://schemas.openxmlformats.org/drawingml/2006/main" noChangeAspect="1"/>
-            </wp:cNvGraphicFramePr>
-            <a:graphic xmlns:a="http://schemas.openxmlformats.org/drawingml/2006/main">
-              <a:graphicData uri="http://schemas.openxmlformats.org/drawingml/2006/picture">
-                <pic:pic xmlns:pic="http://schemas.openxmlformats.org/drawingml/2006/picture">
-                  <pic:nvPicPr>
-                    <pic:cNvPr id="1136262786" name="Picture 1136262786"/>
-                    <pic:cNvPicPr/>
-                  </pic:nvPicPr>
-                  <pic:blipFill>
-                    <a:blip r:embed="rId10" cstate="print">
-                      <a:extLst>
-                        <a:ext uri="{28A0092B-C50C-407E-A947-70E740481C1C}">
-                          <a14:useLocalDpi xmlns:a14="http://schemas.microsoft.com/office/drawing/2010/main" val="0"/>
-                        </a:ext>
-                      </a:extLst>
-                    </a:blip>
-                    <a:stretch>
-                      <a:fillRect/>
-                    </a:stretch>
-                  </pic:blipFill>
-                  <pic:spPr>
-                    <a:xfrm>
-                      <a:off x="0" y="0"/>
-                      <a:ext cx="5943600" cy="2741295"/>
-                    </a:xfrm>
-                    <a:prstGeom prst="rect">
-                      <a:avLst/>
-                    </a:prstGeom>
-                  </pic:spPr>
-                </pic:pic>
-              </a:graphicData>
-            </a:graphic>
-          </wp:inline>
-        </w:drawing>
-      </w:r>
-    </w:p>
-    <w:p>
-      <w:pPr>
-        <w:pStyle w:val="ListParagraph"/>
-        <w:rPr>
-          <w:rFonts w:ascii="Times New Roman" w:eastAsia="Times New Roman" w:hAnsi="Times New Roman" w:cs="Times New Roman"/>
-          <w:b/>
-          <w:bCs/>
-          <w:kern w:val="0"/>
-          <w:rtl/>
           <w:lang w:bidi="ar-EG"/>
           <w14:ligatures w14:val="none"/>
         </w:rPr>
@@ -3074,6 +3056,7 @@
           <w:kern w:val="0"/>
           <w14:ligatures w14:val="none"/>
         </w:rPr>
+        <w:lastRenderedPageBreak/>
         <w:t xml:space="preserve">Choose </w:t>
       </w:r>
       <w:r>
@@ -3246,7 +3229,7 @@
         </w:rPr>
         <w:t xml:space="preserve">C++ Reference Documentation: </w:t>
       </w:r>
-      <w:hyperlink r:id="rId11" w:tgtFrame="_blank" w:history="1">
+      <w:hyperlink r:id="rId10" w:tgtFrame="_blank" w:history="1">
         <w:r>
           <w:rPr>
             <w:rStyle w:val="Hyperlink"/>
@@ -3279,7 +3262,7 @@
         </w:rPr>
         <w:t xml:space="preserve">Standard Template Library Guide: </w:t>
       </w:r>
-      <w:hyperlink r:id="rId12" w:tgtFrame="_blank" w:history="1">
+      <w:hyperlink r:id="rId11" w:tgtFrame="_blank" w:history="1">
         <w:r>
           <w:rPr>
             <w:rStyle w:val="Hyperlink"/>
@@ -3312,7 +3295,7 @@
         </w:rPr>
         <w:t xml:space="preserve">Object-Oriented Programming Principles: </w:t>
       </w:r>
-      <w:hyperlink r:id="rId13" w:tgtFrame="_blank" w:history="1">
+      <w:hyperlink r:id="rId12" w:tgtFrame="_blank" w:history="1">
         <w:r>
           <w:rPr>
             <w:rStyle w:val="Hyperlink"/>
@@ -3573,7 +3556,7 @@
                     <pic:cNvPicPr/>
                   </pic:nvPicPr>
                   <pic:blipFill>
-                    <a:blip r:embed="rId14"/>
+                    <a:blip r:embed="rId13"/>
                     <a:stretch>
                       <a:fillRect/>
                     </a:stretch>
@@ -3644,7 +3627,7 @@
                     <pic:cNvPicPr/>
                   </pic:nvPicPr>
                   <pic:blipFill>
-                    <a:blip r:embed="rId15"/>
+                    <a:blip r:embed="rId14"/>
                     <a:stretch>
                       <a:fillRect/>
                     </a:stretch>
@@ -3703,7 +3686,7 @@
                     <pic:cNvPicPr/>
                   </pic:nvPicPr>
                   <pic:blipFill>
-                    <a:blip r:embed="rId16"/>
+                    <a:blip r:embed="rId15"/>
                     <a:stretch>
                       <a:fillRect/>
                     </a:stretch>
@@ -3774,7 +3757,7 @@
                     <pic:cNvPicPr/>
                   </pic:nvPicPr>
                   <pic:blipFill>
-                    <a:blip r:embed="rId17"/>
+                    <a:blip r:embed="rId16"/>
                     <a:stretch>
                       <a:fillRect/>
                     </a:stretch>
@@ -3832,7 +3815,7 @@
                     <pic:cNvPicPr/>
                   </pic:nvPicPr>
                   <pic:blipFill>
-                    <a:blip r:embed="rId18"/>
+                    <a:blip r:embed="rId17"/>
                     <a:stretch>
                       <a:fillRect/>
                     </a:stretch>
@@ -3877,7 +3860,7 @@
                     <pic:cNvPicPr/>
                   </pic:nvPicPr>
                   <pic:blipFill>
-                    <a:blip r:embed="rId19"/>
+                    <a:blip r:embed="rId18"/>
                     <a:stretch>
                       <a:fillRect/>
                     </a:stretch>
@@ -3932,7 +3915,7 @@
                     <pic:cNvPicPr/>
                   </pic:nvPicPr>
                   <pic:blipFill>
-                    <a:blip r:embed="rId20"/>
+                    <a:blip r:embed="rId19"/>
                     <a:stretch>
                       <a:fillRect/>
                     </a:stretch>
@@ -3983,7 +3966,7 @@
                     <pic:cNvPicPr/>
                   </pic:nvPicPr>
                   <pic:blipFill>
-                    <a:blip r:embed="rId21"/>
+                    <a:blip r:embed="rId20"/>
                     <a:stretch>
                       <a:fillRect/>
                     </a:stretch>
@@ -4166,7 +4149,7 @@
                     <pic:cNvPicPr/>
                   </pic:nvPicPr>
                   <pic:blipFill>
-                    <a:blip r:embed="rId22"/>
+                    <a:blip r:embed="rId21"/>
                     <a:stretch>
                       <a:fillRect/>
                     </a:stretch>
@@ -7299,6 +7282,7 @@
   <w:style w:type="character" w:default="1" w:styleId="DefaultParagraphFont">
     <w:name w:val="Default Paragraph Font"/>
     <w:uiPriority w:val="1"/>
+    <w:semiHidden/>
     <w:unhideWhenUsed/>
   </w:style>
   <w:style w:type="table" w:default="1" w:styleId="TableNormal">
